--- a/mdpp_word_export_fixture.docx
+++ b/mdpp_word_export_fixture.docx
@@ -176,7 +176,7 @@
         <w:pStyle w:val="MDPPCodeBlock"/>
       </w:pPr>
       <w:r>
-        <w:t>[md:profile-version]: 0.14</w:t>
+        <w:t>[md:profile-version]: 0.15</w:t>
       </w:r>
     </w:p>
     <w:p>
